--- a/lab4/lab4实验报告模板.docx
+++ b/lab4/lab4实验报告模板.docx
@@ -267,13 +267,36 @@
           <w:szCs w:val="32"/>
           <w:u w:val="single"/>
         </w:rPr>
-        <w:t xml:space="preserve">                        </w:t>
+        <w:t xml:space="preserve">       </w:t>
+      </w:r>
+      <w:r>
+        <w:rPr>
+          <w:rFonts w:hint="eastAsia"/>
+          <w:b/>
+          <w:bCs/>
+          <w:sz w:val="32"/>
+          <w:szCs w:val="32"/>
+          <w:u w:val="single"/>
+          <w:lang w:val="en-US" w:eastAsia="zh-CN"/>
+        </w:rPr>
+        <w:t>软件学院</w:t>
+      </w:r>
+      <w:r>
+        <w:rPr>
+          <w:b/>
+          <w:bCs/>
+          <w:sz w:val="32"/>
+          <w:szCs w:val="32"/>
+          <w:u w:val="single"/>
+        </w:rPr>
+        <w:t xml:space="preserve">         </w:t>
       </w:r>
     </w:p>
     <w:p>
       <w:pPr>
         <w:ind w:firstLine="1606" w:firstLineChars="500"/>
         <w:rPr>
+          <w:rFonts w:hint="eastAsia"/>
           <w:b/>
           <w:bCs/>
           <w:sz w:val="32"/>
@@ -300,17 +323,30 @@
           <w:szCs w:val="32"/>
           <w:u w:val="single"/>
         </w:rPr>
-        <w:t xml:space="preserve">                        </w:t>
-      </w:r>
-      <w:r>
-        <w:rPr>
+        <w:t xml:space="preserve">        </w:t>
+      </w:r>
+      <w:r>
+        <w:rPr>
+          <w:rFonts w:hint="eastAsia"/>
           <w:b/>
           <w:bCs/>
           <w:sz w:val="32"/>
           <w:szCs w:val="32"/>
           <w:u w:val="single"/>
-        </w:rPr>
-        <w:t xml:space="preserve"> </w:t>
+          <w:lang w:val="en-US" w:eastAsia="zh-CN"/>
+        </w:rPr>
+        <w:t>软件工程</w:t>
+      </w:r>
+      <w:r>
+        <w:rPr>
+          <w:rFonts w:hint="eastAsia"/>
+          <w:b/>
+          <w:bCs/>
+          <w:sz w:val="32"/>
+          <w:szCs w:val="32"/>
+          <w:u w:val="single"/>
+        </w:rPr>
+        <w:t xml:space="preserve">         </w:t>
       </w:r>
     </w:p>
     <w:p>
@@ -383,7 +419,29 @@
           <w:szCs w:val="32"/>
           <w:u w:val="single"/>
         </w:rPr>
-        <w:t xml:space="preserve">                       </w:t>
+        <w:t xml:space="preserve">       </w:t>
+      </w:r>
+      <w:r>
+        <w:rPr>
+          <w:rFonts w:hint="eastAsia"/>
+          <w:b/>
+          <w:bCs/>
+          <w:sz w:val="32"/>
+          <w:szCs w:val="32"/>
+          <w:u w:val="single"/>
+          <w:lang w:val="en-US" w:eastAsia="zh-CN"/>
+        </w:rPr>
+        <w:t>李佳璐</w:t>
+      </w:r>
+      <w:r>
+        <w:rPr>
+          <w:b/>
+          <w:bCs/>
+          <w:sz w:val="32"/>
+          <w:szCs w:val="32"/>
+          <w:u w:val="single"/>
+        </w:rPr>
+        <w:t xml:space="preserve">          </w:t>
       </w:r>
     </w:p>
     <w:p>
@@ -439,13 +497,15 @@
       </w:r>
       <w:r>
         <w:rPr>
+          <w:rFonts w:hint="eastAsia"/>
           <w:b/>
           <w:bCs/>
           <w:sz w:val="32"/>
           <w:szCs w:val="32"/>
           <w:u w:val="single"/>
-        </w:rPr>
-        <w:t xml:space="preserve">               </w:t>
+          <w:lang w:val="en-US" w:eastAsia="zh-CN"/>
+        </w:rPr>
+        <w:t>22302010078</w:t>
       </w:r>
       <w:r>
         <w:rPr>
@@ -456,7 +516,17 @@
           <w:szCs w:val="32"/>
           <w:u w:val="single"/>
         </w:rPr>
-        <w:t xml:space="preserve">   </w:t>
+        <w:t xml:space="preserve"> </w:t>
+      </w:r>
+      <w:r>
+        <w:rPr>
+          <w:b/>
+          <w:bCs/>
+          <w:sz w:val="32"/>
+          <w:szCs w:val="32"/>
+          <w:u w:val="single"/>
+        </w:rPr>
+        <w:t xml:space="preserve">      </w:t>
       </w:r>
     </w:p>
     <w:p>
@@ -607,8 +677,6 @@
         </w:rPr>
         <w:t xml:space="preserve">学期 </w:t>
       </w:r>
-      <w:bookmarkStart w:id="0" w:name="_GoBack"/>
-      <w:bookmarkEnd w:id="0"/>
     </w:p>
     <w:p>
       <w:pPr>
@@ -632,7 +700,7 @@
     </w:p>
     <w:tbl>
       <w:tblPr>
-        <w:tblStyle w:val="4"/>
+        <w:tblStyle w:val="6"/>
         <w:tblW w:w="9540" w:type="dxa"/>
         <w:tblInd w:w="-432" w:type="dxa"/>
         <w:tblBorders>
@@ -680,7 +748,7 @@
           </w:tcPr>
           <w:tbl>
             <w:tblPr>
-              <w:tblStyle w:val="4"/>
+              <w:tblStyle w:val="6"/>
               <w:tblW w:w="8481" w:type="dxa"/>
               <w:tblInd w:w="0" w:type="dxa"/>
               <w:tblBorders>
@@ -770,12 +838,23 @@
                   <w:pPr>
                     <w:ind w:right="-51"/>
                     <w:rPr>
-                      <w:rFonts w:ascii="宋体" w:hAnsi="宋体"/>
+                      <w:rFonts w:hint="default" w:ascii="宋体" w:hAnsi="宋体" w:eastAsia="宋体"/>
                       <w:b/>
                       <w:sz w:val="28"/>
                       <w:szCs w:val="28"/>
+                      <w:lang w:val="en-US" w:eastAsia="zh-CN"/>
                     </w:rPr>
                   </w:pPr>
+                  <w:r>
+                    <w:rPr>
+                      <w:rFonts w:hint="eastAsia" w:ascii="宋体" w:hAnsi="宋体"/>
+                      <w:b/>
+                      <w:sz w:val="28"/>
+                      <w:szCs w:val="28"/>
+                      <w:lang w:val="en-US" w:eastAsia="zh-CN"/>
+                    </w:rPr>
+                    <w:t>长度扩展攻击</w:t>
+                  </w:r>
                 </w:p>
               </w:tc>
               <w:tc>
@@ -854,67 +933,72 @@
           </w:p>
           <w:p>
             <w:pPr>
-              <w:rPr>
+              <w:numPr>
+                <w:ilvl w:val="0"/>
+                <w:numId w:val="1"/>
+              </w:numPr>
+              <w:rPr>
+                <w:rFonts w:hint="default" w:eastAsia="宋体"/>
                 <w:bCs/>
                 <w:szCs w:val="21"/>
-              </w:rPr>
-            </w:pPr>
-          </w:p>
-          <w:p>
-            <w:pPr>
-              <w:rPr>
+                <w:lang w:val="en-US" w:eastAsia="zh-CN"/>
+              </w:rPr>
+            </w:pPr>
+            <w:r>
+              <w:rPr>
+                <w:rFonts w:hint="eastAsia"/>
                 <w:bCs/>
                 <w:szCs w:val="21"/>
-              </w:rPr>
-            </w:pPr>
-          </w:p>
-          <w:p>
-            <w:pPr>
-              <w:rPr>
+                <w:lang w:val="en-US" w:eastAsia="zh-CN"/>
+              </w:rPr>
+              <w:t>了解Merkle-Damgard结构</w:t>
+            </w:r>
+          </w:p>
+          <w:p>
+            <w:pPr>
+              <w:numPr>
+                <w:ilvl w:val="0"/>
+                <w:numId w:val="1"/>
+              </w:numPr>
+              <w:rPr>
+                <w:rFonts w:hint="default" w:eastAsia="宋体"/>
                 <w:bCs/>
                 <w:szCs w:val="21"/>
-              </w:rPr>
-            </w:pPr>
-          </w:p>
-          <w:p>
-            <w:pPr>
-              <w:rPr>
+                <w:lang w:val="en-US" w:eastAsia="zh-CN"/>
+              </w:rPr>
+            </w:pPr>
+            <w:r>
+              <w:rPr>
+                <w:rFonts w:hint="eastAsia"/>
                 <w:bCs/>
                 <w:szCs w:val="21"/>
-              </w:rPr>
-            </w:pPr>
-          </w:p>
-          <w:p>
-            <w:pPr>
-              <w:rPr>
+                <w:lang w:val="en-US" w:eastAsia="zh-CN"/>
+              </w:rPr>
+              <w:t>了解长度扩展攻击的原理</w:t>
+            </w:r>
+          </w:p>
+          <w:p>
+            <w:pPr>
+              <w:numPr>
+                <w:ilvl w:val="0"/>
+                <w:numId w:val="1"/>
+              </w:numPr>
+              <w:rPr>
+                <w:rFonts w:hint="default" w:eastAsia="宋体"/>
                 <w:bCs/>
                 <w:szCs w:val="21"/>
-              </w:rPr>
-            </w:pPr>
-          </w:p>
-          <w:p>
-            <w:pPr>
-              <w:rPr>
+                <w:lang w:val="en-US" w:eastAsia="zh-CN"/>
+              </w:rPr>
+            </w:pPr>
+            <w:r>
+              <w:rPr>
+                <w:rFonts w:hint="eastAsia"/>
                 <w:bCs/>
                 <w:szCs w:val="21"/>
-              </w:rPr>
-            </w:pPr>
-          </w:p>
-          <w:p>
-            <w:pPr>
-              <w:rPr>
-                <w:bCs/>
-                <w:szCs w:val="21"/>
-              </w:rPr>
-            </w:pPr>
-          </w:p>
-          <w:p>
-            <w:pPr>
-              <w:rPr>
-                <w:bCs/>
-                <w:szCs w:val="21"/>
-              </w:rPr>
-            </w:pPr>
+                <w:lang w:val="en-US" w:eastAsia="zh-CN"/>
+              </w:rPr>
+              <w:t>进行长度扩展攻击</w:t>
+            </w:r>
           </w:p>
           <w:p>
             <w:pPr>
@@ -944,74 +1028,476 @@
           </w:p>
           <w:p>
             <w:pPr>
-              <w:rPr>
-                <w:bCs/>
-                <w:szCs w:val="21"/>
-              </w:rPr>
-            </w:pPr>
-          </w:p>
-          <w:p>
-            <w:pPr>
-              <w:rPr>
-                <w:bCs/>
-                <w:szCs w:val="21"/>
-              </w:rPr>
-            </w:pPr>
-          </w:p>
-          <w:p>
-            <w:pPr>
-              <w:rPr>
-                <w:bCs/>
-                <w:szCs w:val="21"/>
-              </w:rPr>
-            </w:pPr>
-          </w:p>
-          <w:p>
-            <w:pPr>
-              <w:rPr>
-                <w:bCs/>
-                <w:szCs w:val="21"/>
-              </w:rPr>
-            </w:pPr>
-          </w:p>
-          <w:p>
-            <w:pPr>
-              <w:rPr>
-                <w:bCs/>
-                <w:szCs w:val="21"/>
-              </w:rPr>
-            </w:pPr>
-          </w:p>
-          <w:p>
-            <w:pPr>
-              <w:rPr>
-                <w:bCs/>
-                <w:szCs w:val="21"/>
-              </w:rPr>
-            </w:pPr>
-          </w:p>
-          <w:p>
-            <w:pPr>
-              <w:rPr>
-                <w:bCs/>
-                <w:szCs w:val="21"/>
-              </w:rPr>
-            </w:pPr>
-          </w:p>
-          <w:p>
-            <w:pPr>
-              <w:rPr>
+              <w:pStyle w:val="5"/>
+              <w:keepNext w:val="0"/>
+              <w:keepLines w:val="0"/>
+              <w:widowControl/>
+              <w:numPr>
+                <w:numId w:val="0"/>
+              </w:numPr>
+              <w:suppressLineNumbers w:val="0"/>
+              <w:spacing w:before="0" w:beforeAutospacing="1" w:after="0" w:afterAutospacing="1"/>
+              <w:ind w:right="0" w:rightChars="0"/>
+            </w:pPr>
+            <w:r>
+              <w:t>本实验围绕MD5哈希函数的Merkle–Damgård结构特性，设计并实现长度扩展攻击。通过构造特定输入，使攻击者在未知密钥的前提下，能够生成一个看似合法的新哈希值，从而伪造出合法的认证消息，达到绕过校验的目的。</w:t>
+            </w:r>
+          </w:p>
+          <w:p>
+            <w:pPr>
+              <w:pStyle w:val="5"/>
+              <w:keepNext w:val="0"/>
+              <w:keepLines w:val="0"/>
+              <w:widowControl/>
+              <w:numPr>
+                <w:ilvl w:val="0"/>
+                <w:numId w:val="0"/>
+              </w:numPr>
+              <w:suppressLineNumbers w:val="0"/>
+              <w:spacing w:before="0" w:beforeAutospacing="1" w:after="0" w:afterAutospacing="1"/>
+              <w:ind w:right="0" w:rightChars="0"/>
+            </w:pPr>
+            <w:r>
+              <w:rPr>
+                <w:rFonts w:ascii="Times New Roman" w:hAnsi="Times New Roman" w:eastAsia="宋体" w:cs="Times New Roman"/>
+                <w:kern w:val="2"/>
                 <w:sz w:val="24"/>
-              </w:rPr>
-            </w:pPr>
-          </w:p>
-          <w:p>
-            <w:pPr>
-              <w:spacing w:line="420" w:lineRule="exact"/>
-              <w:rPr>
+                <w:szCs w:val="24"/>
+                <w:lang w:val="en-US" w:eastAsia="zh-CN" w:bidi="ar-SA"/>
+              </w:rPr>
+              <w:t>1.</w:t>
+            </w:r>
+            <w:r>
+              <w:t>使用Pytho</w:t>
+            </w:r>
+            <w:r>
+              <w:rPr>
+                <w:rFonts w:hint="eastAsia"/>
+                <w:lang w:val="en-US" w:eastAsia="zh-CN"/>
+              </w:rPr>
+              <w:t>n</w:t>
+            </w:r>
+            <w:r>
+              <w:t>验证长度扩展</w:t>
+            </w:r>
+            <w:r>
+              <w:rPr>
+                <w:rFonts w:hint="eastAsia"/>
+                <w:lang w:eastAsia="zh-CN"/>
+              </w:rPr>
+              <w:t>：</w:t>
+            </w:r>
+            <w:r>
+              <w:t>通过模拟哈希计算过程，验证在给定消息哈希值和原始消息长度的前提下，可以构造一个伪造消息并计算出其正确的哈希值，具体包括：</w:t>
+            </w:r>
+          </w:p>
+          <w:p>
+            <w:pPr>
+              <w:pStyle w:val="5"/>
+              <w:keepNext w:val="0"/>
+              <w:keepLines w:val="0"/>
+              <w:widowControl/>
+              <w:numPr>
+                <w:ilvl w:val="0"/>
+                <w:numId w:val="2"/>
+              </w:numPr>
+              <w:suppressLineNumbers w:val="0"/>
+              <w:spacing w:before="0" w:beforeAutospacing="1" w:after="0" w:afterAutospacing="1"/>
+              <w:ind w:left="0" w:right="0"/>
+            </w:pPr>
+            <w:r>
+              <w:t>使用 Python 代码计算原始消息 "Use HMAC, not hashes"</w:t>
+            </w:r>
+            <w:r>
+              <w:t xml:space="preserve"> 的 MD5 哈希值；</w:t>
+            </w:r>
+          </w:p>
+          <w:p>
+            <w:pPr>
+              <w:pStyle w:val="5"/>
+              <w:keepNext w:val="0"/>
+              <w:keepLines w:val="0"/>
+              <w:widowControl/>
+              <w:numPr>
+                <w:ilvl w:val="0"/>
+                <w:numId w:val="2"/>
+              </w:numPr>
+              <w:suppressLineNumbers w:val="0"/>
+              <w:spacing w:before="0" w:beforeAutospacing="1" w:after="0" w:afterAutospacing="1"/>
+              <w:ind w:left="0" w:right="0"/>
+            </w:pPr>
+            <w:r>
+              <w:t>使用 pymd5</w:t>
+            </w:r>
+            <w:r>
+              <w:t xml:space="preserve"> 模块中的 padding()</w:t>
+            </w:r>
+            <w:r>
+              <w:t xml:space="preserve"> 方法模拟填充过程；</w:t>
+            </w:r>
+          </w:p>
+          <w:p>
+            <w:pPr>
+              <w:pStyle w:val="5"/>
+              <w:keepNext w:val="0"/>
+              <w:keepLines w:val="0"/>
+              <w:widowControl/>
+              <w:numPr>
+                <w:ilvl w:val="0"/>
+                <w:numId w:val="2"/>
+              </w:numPr>
+              <w:suppressLineNumbers w:val="0"/>
+              <w:spacing w:before="0" w:beforeAutospacing="1" w:after="0" w:afterAutospacing="1"/>
+              <w:ind w:left="0" w:right="0"/>
+            </w:pPr>
+            <w:r>
+              <w:t>在已有哈希的基础上追加后缀 "Good advice"</w:t>
+            </w:r>
+            <w:r>
+              <w:t>，继续进行哈希计算；</w:t>
+            </w:r>
+          </w:p>
+          <w:p>
+            <w:pPr>
+              <w:pStyle w:val="5"/>
+              <w:keepNext w:val="0"/>
+              <w:keepLines w:val="0"/>
+              <w:widowControl/>
+              <w:numPr>
+                <w:ilvl w:val="0"/>
+                <w:numId w:val="2"/>
+              </w:numPr>
+              <w:suppressLineNumbers w:val="0"/>
+              <w:spacing w:before="0" w:beforeAutospacing="1" w:after="0" w:afterAutospacing="1"/>
+              <w:ind w:left="0" w:right="0"/>
+            </w:pPr>
+            <w:r>
+              <w:t>构造完整的伪造消息（原始消息 + padding + 后缀），重新计算其哈希；</w:t>
+            </w:r>
+          </w:p>
+          <w:p>
+            <w:pPr>
+              <w:pStyle w:val="5"/>
+              <w:keepNext w:val="0"/>
+              <w:keepLines w:val="0"/>
+              <w:widowControl/>
+              <w:numPr>
+                <w:ilvl w:val="0"/>
+                <w:numId w:val="2"/>
+              </w:numPr>
+              <w:suppressLineNumbers w:val="0"/>
+              <w:spacing w:before="0" w:beforeAutospacing="1" w:after="0" w:afterAutospacing="1"/>
+              <w:ind w:left="0" w:right="0"/>
+            </w:pPr>
+            <w:r>
+              <w:t>比较结果，验证两者哈希值是否一致，从而证明长度扩展攻击成立。</w:t>
+            </w:r>
+          </w:p>
+          <w:p>
+            <w:pPr>
+              <w:pStyle w:val="5"/>
+              <w:keepNext w:val="0"/>
+              <w:keepLines w:val="0"/>
+              <w:widowControl/>
+              <w:numPr>
+                <w:numId w:val="0"/>
+              </w:numPr>
+              <w:suppressLineNumbers w:val="0"/>
+              <w:spacing w:before="0" w:beforeAutospacing="1" w:after="0" w:afterAutospacing="1"/>
+              <w:ind w:right="0" w:rightChars="0"/>
+            </w:pPr>
+            <w:r>
+              <w:t>输出包括原始哈希值、扩展哈希值、伪造消息的哈希值以及两者是否一致。</w:t>
+            </w:r>
+          </w:p>
+          <w:p>
+            <w:pPr>
+              <w:keepNext w:val="0"/>
+              <w:keepLines w:val="0"/>
+              <w:widowControl/>
+              <w:suppressLineNumbers w:val="0"/>
+              <w:jc w:val="left"/>
+              <w:rPr>
+                <w:rFonts w:hint="default" w:ascii="Times New Roman" w:hAnsi="Times New Roman" w:eastAsia="宋体" w:cs="Times New Roman"/>
+                <w:b w:val="0"/>
+                <w:bCs w:val="0"/>
+                <w:kern w:val="2"/>
                 <w:sz w:val="24"/>
-              </w:rPr>
-            </w:pPr>
+                <w:szCs w:val="24"/>
+                <w:lang w:val="en-US" w:eastAsia="zh-CN" w:bidi="ar-SA"/>
+              </w:rPr>
+            </w:pPr>
+            <w:r>
+              <w:rPr>
+                <w:rFonts w:hint="default" w:ascii="Times New Roman" w:hAnsi="Times New Roman" w:eastAsia="宋体" w:cs="Times New Roman"/>
+                <w:b w:val="0"/>
+                <w:bCs w:val="0"/>
+                <w:kern w:val="2"/>
+                <w:sz w:val="24"/>
+                <w:szCs w:val="24"/>
+                <w:lang w:val="en-US" w:eastAsia="zh-CN" w:bidi="ar-SA"/>
+              </w:rPr>
+              <w:t>2：</w:t>
+            </w:r>
+            <w:r>
+              <w:rPr>
+                <w:rFonts w:hint="default" w:ascii="Times New Roman" w:hAnsi="Times New Roman" w:eastAsia="宋体" w:cs="Times New Roman"/>
+                <w:b w:val="0"/>
+                <w:bCs w:val="0"/>
+                <w:kern w:val="2"/>
+                <w:sz w:val="24"/>
+                <w:szCs w:val="24"/>
+                <w:lang w:val="en-US" w:eastAsia="zh-CN" w:bidi="ar-SA"/>
+              </w:rPr>
+              <w:t xml:space="preserve">长度扩展攻击 </w:t>
+            </w:r>
+            <w:r>
+              <w:rPr>
+                <w:rFonts w:hint="eastAsia" w:ascii="Times New Roman" w:hAnsi="Times New Roman" w:eastAsia="宋体" w:cs="Times New Roman"/>
+                <w:b w:val="0"/>
+                <w:bCs w:val="0"/>
+                <w:kern w:val="2"/>
+                <w:sz w:val="24"/>
+                <w:szCs w:val="24"/>
+                <w:lang w:val="en-US" w:eastAsia="zh-CN" w:bidi="ar-SA"/>
+              </w:rPr>
+              <w:t>：</w:t>
+            </w:r>
+            <w:r>
+              <w:rPr>
+                <w:rFonts w:hint="default" w:ascii="Times New Roman" w:hAnsi="Times New Roman" w:eastAsia="宋体" w:cs="Times New Roman"/>
+                <w:b w:val="0"/>
+                <w:bCs w:val="0"/>
+                <w:kern w:val="2"/>
+                <w:sz w:val="24"/>
+                <w:szCs w:val="24"/>
+                <w:lang w:val="en-US" w:eastAsia="zh-CN" w:bidi="ar-SA"/>
+              </w:rPr>
+              <w:t>利用长度扩展原理伪造带有敏感命令的 URL（如 command3=DeleteAllFiles），具体包括：</w:t>
+            </w:r>
+          </w:p>
+          <w:p>
+            <w:pPr>
+              <w:pStyle w:val="2"/>
+              <w:keepNext w:val="0"/>
+              <w:keepLines w:val="0"/>
+              <w:widowControl/>
+              <w:numPr>
+                <w:ilvl w:val="0"/>
+                <w:numId w:val="3"/>
+              </w:numPr>
+              <w:suppressLineNumbers w:val="0"/>
+              <w:rPr>
+                <w:rFonts w:hint="default" w:ascii="Times New Roman" w:hAnsi="Times New Roman" w:eastAsia="宋体" w:cs="Times New Roman"/>
+                <w:b w:val="0"/>
+                <w:bCs w:val="0"/>
+                <w:kern w:val="2"/>
+                <w:sz w:val="24"/>
+                <w:szCs w:val="24"/>
+                <w:lang w:val="en-US" w:eastAsia="zh-CN" w:bidi="ar-SA"/>
+              </w:rPr>
+            </w:pPr>
+            <w:r>
+              <w:rPr>
+                <w:rFonts w:hint="default" w:ascii="Times New Roman" w:hAnsi="Times New Roman" w:eastAsia="宋体" w:cs="Times New Roman"/>
+                <w:b w:val="0"/>
+                <w:bCs w:val="0"/>
+                <w:kern w:val="2"/>
+                <w:sz w:val="24"/>
+                <w:szCs w:val="24"/>
+                <w:lang w:val="en-US" w:eastAsia="zh-CN" w:bidi="ar-SA"/>
+              </w:rPr>
+              <w:t>使用 urlparse 模块解析 URL，提取查询参数；</w:t>
+            </w:r>
+          </w:p>
+          <w:p>
+            <w:pPr>
+              <w:pStyle w:val="2"/>
+              <w:keepNext w:val="0"/>
+              <w:keepLines w:val="0"/>
+              <w:widowControl/>
+              <w:numPr>
+                <w:ilvl w:val="0"/>
+                <w:numId w:val="3"/>
+              </w:numPr>
+              <w:suppressLineNumbers w:val="0"/>
+              <w:jc w:val="left"/>
+              <w:rPr>
+                <w:rFonts w:hint="default" w:ascii="Times New Roman" w:hAnsi="Times New Roman" w:eastAsia="宋体" w:cs="Times New Roman"/>
+                <w:b w:val="0"/>
+                <w:bCs w:val="0"/>
+                <w:kern w:val="2"/>
+                <w:sz w:val="24"/>
+                <w:szCs w:val="24"/>
+                <w:lang w:val="en-US" w:eastAsia="zh-CN" w:bidi="ar-SA"/>
+              </w:rPr>
+            </w:pPr>
+            <w:r>
+              <w:rPr>
+                <w:rFonts w:hint="default" w:ascii="Times New Roman" w:hAnsi="Times New Roman" w:eastAsia="宋体" w:cs="Times New Roman"/>
+                <w:b w:val="0"/>
+                <w:bCs w:val="0"/>
+                <w:kern w:val="2"/>
+                <w:sz w:val="24"/>
+                <w:szCs w:val="24"/>
+                <w:lang w:val="en-US" w:eastAsia="zh-CN" w:bidi="ar-SA"/>
+              </w:rPr>
+              <w:t>利用给定 token（即 MD5(k‖msg)） 和已知的消息内容（不含密钥）；</w:t>
+            </w:r>
+          </w:p>
+          <w:p>
+            <w:pPr>
+              <w:pStyle w:val="2"/>
+              <w:keepNext w:val="0"/>
+              <w:keepLines w:val="0"/>
+              <w:widowControl/>
+              <w:numPr>
+                <w:ilvl w:val="0"/>
+                <w:numId w:val="3"/>
+              </w:numPr>
+              <w:suppressLineNumbers w:val="0"/>
+              <w:jc w:val="left"/>
+              <w:rPr>
+                <w:rFonts w:hint="default" w:ascii="Times New Roman" w:hAnsi="Times New Roman" w:eastAsia="宋体" w:cs="Times New Roman"/>
+                <w:b w:val="0"/>
+                <w:bCs w:val="0"/>
+                <w:kern w:val="2"/>
+                <w:sz w:val="24"/>
+                <w:szCs w:val="24"/>
+                <w:lang w:val="en-US" w:eastAsia="zh-CN" w:bidi="ar-SA"/>
+              </w:rPr>
+            </w:pPr>
+            <w:r>
+              <w:rPr>
+                <w:rFonts w:hint="default" w:ascii="Times New Roman" w:hAnsi="Times New Roman" w:eastAsia="宋体" w:cs="Times New Roman"/>
+                <w:b w:val="0"/>
+                <w:bCs w:val="0"/>
+                <w:kern w:val="2"/>
+                <w:sz w:val="24"/>
+                <w:szCs w:val="24"/>
+                <w:lang w:val="en-US" w:eastAsia="zh-CN" w:bidi="ar-SA"/>
+              </w:rPr>
+              <w:t>构造符合 MD5 填充规则的新消息（添加后缀 + 填充）；</w:t>
+            </w:r>
+          </w:p>
+          <w:p>
+            <w:pPr>
+              <w:pStyle w:val="2"/>
+              <w:keepNext w:val="0"/>
+              <w:keepLines w:val="0"/>
+              <w:widowControl/>
+              <w:numPr>
+                <w:ilvl w:val="0"/>
+                <w:numId w:val="3"/>
+              </w:numPr>
+              <w:suppressLineNumbers w:val="0"/>
+              <w:jc w:val="left"/>
+              <w:rPr>
+                <w:rFonts w:hint="default" w:ascii="Times New Roman" w:hAnsi="Times New Roman" w:eastAsia="宋体" w:cs="Times New Roman"/>
+                <w:b w:val="0"/>
+                <w:bCs w:val="0"/>
+                <w:kern w:val="2"/>
+                <w:sz w:val="24"/>
+                <w:szCs w:val="24"/>
+                <w:lang w:val="en-US" w:eastAsia="zh-CN" w:bidi="ar-SA"/>
+              </w:rPr>
+            </w:pPr>
+            <w:r>
+              <w:rPr>
+                <w:rFonts w:hint="default" w:ascii="Times New Roman" w:hAnsi="Times New Roman" w:eastAsia="宋体" w:cs="Times New Roman"/>
+                <w:b w:val="0"/>
+                <w:bCs w:val="0"/>
+                <w:kern w:val="2"/>
+                <w:sz w:val="24"/>
+                <w:szCs w:val="24"/>
+                <w:lang w:val="en-US" w:eastAsia="zh-CN" w:bidi="ar-SA"/>
+              </w:rPr>
+              <w:t>调用 pymd5.md5(state=..., count=...) 接口，在原有哈希的状态下继续追加新命令；</w:t>
+            </w:r>
+          </w:p>
+          <w:p>
+            <w:pPr>
+              <w:pStyle w:val="2"/>
+              <w:keepNext w:val="0"/>
+              <w:keepLines w:val="0"/>
+              <w:widowControl/>
+              <w:numPr>
+                <w:ilvl w:val="0"/>
+                <w:numId w:val="3"/>
+              </w:numPr>
+              <w:suppressLineNumbers w:val="0"/>
+              <w:jc w:val="left"/>
+              <w:rPr>
+                <w:rFonts w:hint="default" w:ascii="Times New Roman" w:hAnsi="Times New Roman" w:eastAsia="宋体" w:cs="Times New Roman"/>
+                <w:b w:val="0"/>
+                <w:bCs w:val="0"/>
+                <w:kern w:val="2"/>
+                <w:sz w:val="24"/>
+                <w:szCs w:val="24"/>
+                <w:lang w:val="en-US" w:eastAsia="zh-CN" w:bidi="ar-SA"/>
+              </w:rPr>
+            </w:pPr>
+            <w:r>
+              <w:rPr>
+                <w:rFonts w:hint="default" w:ascii="Times New Roman" w:hAnsi="Times New Roman" w:eastAsia="宋体" w:cs="Times New Roman"/>
+                <w:b w:val="0"/>
+                <w:bCs w:val="0"/>
+                <w:kern w:val="2"/>
+                <w:sz w:val="24"/>
+                <w:szCs w:val="24"/>
+                <w:lang w:val="en-US" w:eastAsia="zh-CN" w:bidi="ar-SA"/>
+              </w:rPr>
+              <w:t>使用 urllib.parse.quote() 对非 ASCII 的填充进行 URL 编码；</w:t>
+            </w:r>
+          </w:p>
+          <w:p>
+            <w:pPr>
+              <w:pStyle w:val="2"/>
+              <w:keepNext w:val="0"/>
+              <w:keepLines w:val="0"/>
+              <w:widowControl/>
+              <w:numPr>
+                <w:ilvl w:val="0"/>
+                <w:numId w:val="3"/>
+              </w:numPr>
+              <w:suppressLineNumbers w:val="0"/>
+              <w:jc w:val="left"/>
+              <w:rPr>
+                <w:rFonts w:hint="default" w:ascii="Times New Roman" w:hAnsi="Times New Roman" w:eastAsia="宋体" w:cs="Times New Roman"/>
+                <w:b w:val="0"/>
+                <w:bCs w:val="0"/>
+                <w:kern w:val="2"/>
+                <w:sz w:val="24"/>
+                <w:szCs w:val="24"/>
+                <w:lang w:val="en-US" w:eastAsia="zh-CN" w:bidi="ar-SA"/>
+              </w:rPr>
+            </w:pPr>
+            <w:r>
+              <w:rPr>
+                <w:rFonts w:hint="default" w:ascii="Times New Roman" w:hAnsi="Times New Roman" w:eastAsia="宋体" w:cs="Times New Roman"/>
+                <w:b w:val="0"/>
+                <w:bCs w:val="0"/>
+                <w:kern w:val="2"/>
+                <w:sz w:val="24"/>
+                <w:szCs w:val="24"/>
+                <w:lang w:val="en-US" w:eastAsia="zh-CN" w:bidi="ar-SA"/>
+              </w:rPr>
+              <w:t>拼接成伪造的新 URL，使其能绕过原始认证校验。</w:t>
+            </w:r>
+          </w:p>
+          <w:p>
+            <w:pPr>
+              <w:pStyle w:val="5"/>
+              <w:keepNext w:val="0"/>
+              <w:keepLines w:val="0"/>
+              <w:widowControl/>
+              <w:suppressLineNumbers w:val="0"/>
+              <w:spacing w:before="0" w:beforeAutospacing="1" w:after="0" w:afterAutospacing="1"/>
+              <w:ind w:left="0" w:right="0"/>
+            </w:pPr>
+            <w:r>
+              <w:t>输出要求为新生成的 URL。</w:t>
+            </w:r>
           </w:p>
           <w:p>
             <w:pPr>
@@ -1042,162 +1528,651 @@
           <w:p>
             <w:pPr>
               <w:rPr>
+                <w:rFonts w:hint="eastAsia"/>
+                <w:lang w:eastAsia="zh-CN"/>
+              </w:rPr>
+            </w:pPr>
+            <w:r>
+              <w:rPr>
+                <w:rFonts w:hint="eastAsia"/>
                 <w:bCs/>
                 <w:szCs w:val="21"/>
-              </w:rPr>
-            </w:pPr>
-          </w:p>
-          <w:p>
-            <w:pPr>
-              <w:rPr>
+                <w:lang w:val="en-US" w:eastAsia="zh-CN"/>
+              </w:rPr>
+              <w:t>1. 使用</w:t>
+            </w:r>
+            <w:r>
+              <w:t>Pytho</w:t>
+            </w:r>
+            <w:r>
+              <w:rPr>
+                <w:rFonts w:hint="eastAsia"/>
+                <w:lang w:val="en-US" w:eastAsia="zh-CN"/>
+              </w:rPr>
+              <w:t>n</w:t>
+            </w:r>
+            <w:r>
+              <w:t>验证长度扩展</w:t>
+            </w:r>
+            <w:r>
+              <w:rPr>
+                <w:rFonts w:hint="eastAsia"/>
+                <w:lang w:eastAsia="zh-CN"/>
+              </w:rPr>
+              <w:t>：</w:t>
+            </w:r>
+          </w:p>
+          <w:p>
+            <w:pPr>
+              <w:rPr>
+                <w:rFonts w:hint="eastAsia"/>
+                <w:lang w:val="en-US" w:eastAsia="zh-CN"/>
+              </w:rPr>
+            </w:pPr>
+            <w:r>
+              <w:rPr>
+                <w:rFonts w:hint="eastAsia"/>
+                <w:lang w:val="en-US" w:eastAsia="zh-CN"/>
+              </w:rPr>
+              <w:t>1)计算原始消息的哈希</w:t>
+            </w:r>
+          </w:p>
+          <w:p>
+            <w:r>
+              <w:drawing>
+                <wp:inline distT="0" distB="0" distL="114300" distR="114300">
+                  <wp:extent cx="2676525" cy="1009650"/>
+                  <wp:effectExtent l="0" t="0" r="5715" b="11430"/>
+                  <wp:docPr id="2" name="图片 3"/>
+                  <wp:cNvGraphicFramePr>
+                    <a:graphicFrameLocks xmlns:a="http://schemas.openxmlformats.org/drawingml/2006/main" noChangeAspect="1"/>
+                  </wp:cNvGraphicFramePr>
+                  <a:graphic xmlns:a="http://schemas.openxmlformats.org/drawingml/2006/main">
+                    <a:graphicData uri="http://schemas.openxmlformats.org/drawingml/2006/picture">
+                      <pic:pic xmlns:pic="http://schemas.openxmlformats.org/drawingml/2006/picture">
+                        <pic:nvPicPr>
+                          <pic:cNvPr id="2" name="图片 3"/>
+                          <pic:cNvPicPr>
+                            <a:picLocks noChangeAspect="1"/>
+                          </pic:cNvPicPr>
+                        </pic:nvPicPr>
+                        <pic:blipFill>
+                          <a:blip r:embed="rId6"/>
+                          <a:stretch>
+                            <a:fillRect/>
+                          </a:stretch>
+                        </pic:blipFill>
+                        <pic:spPr>
+                          <a:xfrm>
+                            <a:off x="0" y="0"/>
+                            <a:ext cx="2676525" cy="1009650"/>
+                          </a:xfrm>
+                          <a:prstGeom prst="rect">
+                            <a:avLst/>
+                          </a:prstGeom>
+                          <a:noFill/>
+                          <a:ln>
+                            <a:noFill/>
+                          </a:ln>
+                        </pic:spPr>
+                      </pic:pic>
+                    </a:graphicData>
+                  </a:graphic>
+                </wp:inline>
+              </w:drawing>
+            </w:r>
+          </w:p>
+          <w:p>
+            <w:pPr>
+              <w:numPr>
+                <w:ilvl w:val="0"/>
+                <w:numId w:val="4"/>
+              </w:numPr>
+              <w:rPr>
+                <w:rFonts w:hint="eastAsia"/>
+                <w:lang w:val="en-US" w:eastAsia="zh-CN"/>
+              </w:rPr>
+            </w:pPr>
+            <w:r>
+              <w:rPr>
+                <w:rFonts w:hint="eastAsia"/>
+                <w:lang w:val="en-US" w:eastAsia="zh-CN"/>
+              </w:rPr>
+              <w:t>构造原始消息的填充</w:t>
+            </w:r>
+          </w:p>
+          <w:p>
+            <w:pPr>
+              <w:numPr>
+                <w:numId w:val="0"/>
+              </w:numPr>
+            </w:pPr>
+            <w:r>
+              <w:drawing>
+                <wp:inline distT="0" distB="0" distL="114300" distR="114300">
+                  <wp:extent cx="2419350" cy="295275"/>
+                  <wp:effectExtent l="0" t="0" r="3810" b="9525"/>
+                  <wp:docPr id="3" name="图片 4"/>
+                  <wp:cNvGraphicFramePr>
+                    <a:graphicFrameLocks xmlns:a="http://schemas.openxmlformats.org/drawingml/2006/main" noChangeAspect="1"/>
+                  </wp:cNvGraphicFramePr>
+                  <a:graphic xmlns:a="http://schemas.openxmlformats.org/drawingml/2006/main">
+                    <a:graphicData uri="http://schemas.openxmlformats.org/drawingml/2006/picture">
+                      <pic:pic xmlns:pic="http://schemas.openxmlformats.org/drawingml/2006/picture">
+                        <pic:nvPicPr>
+                          <pic:cNvPr id="3" name="图片 4"/>
+                          <pic:cNvPicPr>
+                            <a:picLocks noChangeAspect="1"/>
+                          </pic:cNvPicPr>
+                        </pic:nvPicPr>
+                        <pic:blipFill>
+                          <a:blip r:embed="rId7"/>
+                          <a:stretch>
+                            <a:fillRect/>
+                          </a:stretch>
+                        </pic:blipFill>
+                        <pic:spPr>
+                          <a:xfrm>
+                            <a:off x="0" y="0"/>
+                            <a:ext cx="2419350" cy="295275"/>
+                          </a:xfrm>
+                          <a:prstGeom prst="rect">
+                            <a:avLst/>
+                          </a:prstGeom>
+                          <a:noFill/>
+                          <a:ln>
+                            <a:noFill/>
+                          </a:ln>
+                        </pic:spPr>
+                      </pic:pic>
+                    </a:graphicData>
+                  </a:graphic>
+                </wp:inline>
+              </w:drawing>
+            </w:r>
+          </w:p>
+          <w:p>
+            <w:pPr>
+              <w:numPr>
+                <w:ilvl w:val="0"/>
+                <w:numId w:val="4"/>
+              </w:numPr>
+              <w:ind w:left="0" w:leftChars="0" w:firstLine="0" w:firstLineChars="0"/>
+              <w:rPr>
+                <w:rFonts w:hint="eastAsia"/>
+                <w:lang w:val="en-US" w:eastAsia="zh-CN"/>
+              </w:rPr>
+            </w:pPr>
+            <w:r>
+              <w:rPr>
+                <w:rFonts w:hint="eastAsia"/>
+                <w:lang w:val="en-US" w:eastAsia="zh-CN"/>
+              </w:rPr>
+              <w:t>伪造哈希值、模拟继续哈希</w:t>
+            </w:r>
+          </w:p>
+          <w:p>
+            <w:pPr>
+              <w:numPr>
+                <w:numId w:val="0"/>
+              </w:numPr>
+              <w:ind w:leftChars="0"/>
+              <w:rPr>
+                <w:rFonts w:hint="default"/>
+                <w:lang w:val="en-US" w:eastAsia="zh-CN"/>
+              </w:rPr>
+            </w:pPr>
+            <w:r>
+              <w:drawing>
+                <wp:inline distT="0" distB="0" distL="114300" distR="114300">
+                  <wp:extent cx="5919470" cy="909320"/>
+                  <wp:effectExtent l="0" t="0" r="8890" b="5080"/>
+                  <wp:docPr id="4" name="图片 5"/>
+                  <wp:cNvGraphicFramePr>
+                    <a:graphicFrameLocks xmlns:a="http://schemas.openxmlformats.org/drawingml/2006/main" noChangeAspect="1"/>
+                  </wp:cNvGraphicFramePr>
+                  <a:graphic xmlns:a="http://schemas.openxmlformats.org/drawingml/2006/main">
+                    <a:graphicData uri="http://schemas.openxmlformats.org/drawingml/2006/picture">
+                      <pic:pic xmlns:pic="http://schemas.openxmlformats.org/drawingml/2006/picture">
+                        <pic:nvPicPr>
+                          <pic:cNvPr id="4" name="图片 5"/>
+                          <pic:cNvPicPr>
+                            <a:picLocks noChangeAspect="1"/>
+                          </pic:cNvPicPr>
+                        </pic:nvPicPr>
+                        <pic:blipFill>
+                          <a:blip r:embed="rId8"/>
+                          <a:stretch>
+                            <a:fillRect/>
+                          </a:stretch>
+                        </pic:blipFill>
+                        <pic:spPr>
+                          <a:xfrm>
+                            <a:off x="0" y="0"/>
+                            <a:ext cx="5919470" cy="909320"/>
+                          </a:xfrm>
+                          <a:prstGeom prst="rect">
+                            <a:avLst/>
+                          </a:prstGeom>
+                          <a:noFill/>
+                          <a:ln>
+                            <a:noFill/>
+                          </a:ln>
+                        </pic:spPr>
+                      </pic:pic>
+                    </a:graphicData>
+                  </a:graphic>
+                </wp:inline>
+              </w:drawing>
+            </w:r>
+          </w:p>
+          <w:p>
+            <w:pPr>
+              <w:numPr>
+                <w:ilvl w:val="0"/>
+                <w:numId w:val="4"/>
+              </w:numPr>
+              <w:ind w:left="0" w:leftChars="0" w:firstLine="0" w:firstLineChars="0"/>
+              <w:rPr>
+                <w:rFonts w:hint="eastAsia"/>
                 <w:bCs/>
                 <w:szCs w:val="21"/>
-              </w:rPr>
-            </w:pPr>
-          </w:p>
-          <w:p>
-            <w:pPr>
-              <w:rPr>
+                <w:lang w:val="en-US" w:eastAsia="zh-CN"/>
+              </w:rPr>
+            </w:pPr>
+            <w:r>
+              <w:rPr>
+                <w:rFonts w:hint="eastAsia"/>
                 <w:bCs/>
                 <w:szCs w:val="21"/>
-              </w:rPr>
-            </w:pPr>
-          </w:p>
-          <w:p>
-            <w:pPr>
-              <w:rPr>
+                <w:lang w:val="en-US" w:eastAsia="zh-CN"/>
+              </w:rPr>
+              <w:t>验证伪造信息的哈希是否匹配</w:t>
+            </w:r>
+          </w:p>
+          <w:p>
+            <w:pPr>
+              <w:numPr>
+                <w:numId w:val="0"/>
+              </w:numPr>
+              <w:ind w:leftChars="0"/>
+            </w:pPr>
+            <w:r>
+              <w:drawing>
+                <wp:inline distT="0" distB="0" distL="114300" distR="114300">
+                  <wp:extent cx="4448175" cy="1962150"/>
+                  <wp:effectExtent l="0" t="0" r="1905" b="3810"/>
+                  <wp:docPr id="5" name="图片 6"/>
+                  <wp:cNvGraphicFramePr>
+                    <a:graphicFrameLocks xmlns:a="http://schemas.openxmlformats.org/drawingml/2006/main" noChangeAspect="1"/>
+                  </wp:cNvGraphicFramePr>
+                  <a:graphic xmlns:a="http://schemas.openxmlformats.org/drawingml/2006/main">
+                    <a:graphicData uri="http://schemas.openxmlformats.org/drawingml/2006/picture">
+                      <pic:pic xmlns:pic="http://schemas.openxmlformats.org/drawingml/2006/picture">
+                        <pic:nvPicPr>
+                          <pic:cNvPr id="5" name="图片 6"/>
+                          <pic:cNvPicPr>
+                            <a:picLocks noChangeAspect="1"/>
+                          </pic:cNvPicPr>
+                        </pic:nvPicPr>
+                        <pic:blipFill>
+                          <a:blip r:embed="rId9"/>
+                          <a:stretch>
+                            <a:fillRect/>
+                          </a:stretch>
+                        </pic:blipFill>
+                        <pic:spPr>
+                          <a:xfrm>
+                            <a:off x="0" y="0"/>
+                            <a:ext cx="4448175" cy="1962150"/>
+                          </a:xfrm>
+                          <a:prstGeom prst="rect">
+                            <a:avLst/>
+                          </a:prstGeom>
+                          <a:noFill/>
+                          <a:ln>
+                            <a:noFill/>
+                          </a:ln>
+                        </pic:spPr>
+                      </pic:pic>
+                    </a:graphicData>
+                  </a:graphic>
+                </wp:inline>
+              </w:drawing>
+            </w:r>
+          </w:p>
+          <w:p>
+            <w:pPr>
+              <w:numPr>
+                <w:numId w:val="0"/>
+              </w:numPr>
+              <w:ind w:leftChars="0"/>
+            </w:pPr>
+          </w:p>
+          <w:p>
+            <w:pPr>
+              <w:numPr>
+                <w:ilvl w:val="0"/>
+                <w:numId w:val="0"/>
+              </w:numPr>
+              <w:ind w:left="0" w:leftChars="0" w:firstLine="0" w:firstLineChars="0"/>
+              <w:rPr>
+                <w:rFonts w:hint="default" w:eastAsia="宋体"/>
+                <w:lang w:val="en-US" w:eastAsia="zh-CN"/>
+              </w:rPr>
+            </w:pPr>
+            <w:r>
+              <w:rPr>
+                <w:rFonts w:hint="default" w:ascii="Times New Roman" w:hAnsi="Times New Roman" w:eastAsia="宋体" w:cs="Times New Roman"/>
+                <w:kern w:val="2"/>
+                <w:sz w:val="21"/>
+                <w:szCs w:val="24"/>
+                <w:lang w:val="en-US" w:eastAsia="zh-CN" w:bidi="ar-SA"/>
+              </w:rPr>
+              <w:t>2.</w:t>
+            </w:r>
+            <w:r>
+              <w:rPr>
+                <w:rFonts w:hint="default" w:ascii="Times New Roman" w:hAnsi="Times New Roman" w:eastAsia="宋体" w:cs="Times New Roman"/>
+                <w:b w:val="0"/>
+                <w:bCs w:val="0"/>
+                <w:kern w:val="2"/>
+                <w:sz w:val="24"/>
+                <w:szCs w:val="24"/>
+                <w:lang w:val="en-US" w:eastAsia="zh-CN" w:bidi="ar-SA"/>
+              </w:rPr>
+              <w:t>长度扩展攻击</w:t>
+            </w:r>
+          </w:p>
+          <w:p>
+            <w:pPr>
+              <w:numPr>
+                <w:ilvl w:val="0"/>
+                <w:numId w:val="5"/>
+              </w:numPr>
+              <w:rPr>
+                <w:rFonts w:hint="eastAsia"/>
                 <w:bCs/>
                 <w:szCs w:val="21"/>
-              </w:rPr>
-            </w:pPr>
-          </w:p>
-          <w:p>
-            <w:pPr>
-              <w:rPr>
+                <w:lang w:val="en-US" w:eastAsia="zh-CN"/>
+              </w:rPr>
+            </w:pPr>
+            <w:r>
+              <w:rPr>
+                <w:rFonts w:hint="eastAsia"/>
                 <w:bCs/>
                 <w:szCs w:val="21"/>
-              </w:rPr>
-            </w:pPr>
-          </w:p>
-          <w:p>
-            <w:pPr>
-              <w:rPr>
-                <w:bCs/>
-                <w:szCs w:val="21"/>
-              </w:rPr>
-            </w:pPr>
-          </w:p>
-          <w:p>
-            <w:pPr>
-              <w:rPr>
-                <w:bCs/>
-                <w:szCs w:val="21"/>
-              </w:rPr>
-            </w:pPr>
-          </w:p>
-          <w:p>
-            <w:pPr>
-              <w:rPr>
-                <w:bCs/>
-                <w:szCs w:val="21"/>
-              </w:rPr>
-            </w:pPr>
-          </w:p>
-          <w:p>
-            <w:pPr>
-              <w:rPr>
-                <w:bCs/>
-                <w:szCs w:val="21"/>
-              </w:rPr>
-            </w:pPr>
-          </w:p>
-          <w:p>
-            <w:pPr>
-              <w:rPr>
-                <w:bCs/>
-                <w:szCs w:val="21"/>
-              </w:rPr>
-            </w:pPr>
-          </w:p>
-          <w:p>
-            <w:pPr>
-              <w:rPr>
-                <w:bCs/>
-                <w:szCs w:val="21"/>
-              </w:rPr>
-            </w:pPr>
-          </w:p>
-          <w:p>
-            <w:pPr>
-              <w:rPr>
-                <w:bCs/>
-                <w:szCs w:val="21"/>
-              </w:rPr>
-            </w:pPr>
-          </w:p>
-          <w:p>
-            <w:pPr>
-              <w:rPr>
-                <w:bCs/>
-                <w:szCs w:val="21"/>
-              </w:rPr>
-            </w:pPr>
-          </w:p>
-          <w:p>
-            <w:pPr>
-              <w:rPr>
-                <w:bCs/>
-                <w:szCs w:val="21"/>
-              </w:rPr>
-            </w:pPr>
-          </w:p>
-          <w:p>
-            <w:pPr>
-              <w:rPr>
-                <w:bCs/>
-                <w:szCs w:val="21"/>
-              </w:rPr>
-            </w:pPr>
-          </w:p>
-          <w:p>
-            <w:pPr>
-              <w:rPr>
-                <w:bCs/>
-                <w:szCs w:val="21"/>
-              </w:rPr>
-            </w:pPr>
-          </w:p>
-          <w:p>
-            <w:pPr>
-              <w:rPr>
-                <w:bCs/>
-                <w:szCs w:val="21"/>
-              </w:rPr>
-            </w:pPr>
-          </w:p>
-          <w:p>
-            <w:pPr>
-              <w:rPr>
-                <w:bCs/>
-                <w:szCs w:val="21"/>
-              </w:rPr>
-            </w:pPr>
-          </w:p>
-          <w:p>
-            <w:pPr>
-              <w:rPr>
-                <w:bCs/>
-                <w:szCs w:val="21"/>
-              </w:rPr>
-            </w:pPr>
-          </w:p>
-          <w:p>
-            <w:pPr>
-              <w:rPr>
-                <w:bCs/>
-                <w:szCs w:val="21"/>
-              </w:rPr>
-            </w:pPr>
+                <w:lang w:val="en-US" w:eastAsia="zh-CN"/>
+              </w:rPr>
+              <w:t>解析原始URL和参数</w:t>
+            </w:r>
+          </w:p>
+          <w:p>
+            <w:pPr>
+              <w:numPr>
+                <w:numId w:val="0"/>
+              </w:numPr>
+            </w:pPr>
+            <w:r>
+              <w:drawing>
+                <wp:inline distT="0" distB="0" distL="114300" distR="114300">
+                  <wp:extent cx="5915025" cy="1400810"/>
+                  <wp:effectExtent l="0" t="0" r="13335" b="1270"/>
+                  <wp:docPr id="7" name="图片 8"/>
+                  <wp:cNvGraphicFramePr>
+                    <a:graphicFrameLocks xmlns:a="http://schemas.openxmlformats.org/drawingml/2006/main" noChangeAspect="1"/>
+                  </wp:cNvGraphicFramePr>
+                  <a:graphic xmlns:a="http://schemas.openxmlformats.org/drawingml/2006/main">
+                    <a:graphicData uri="http://schemas.openxmlformats.org/drawingml/2006/picture">
+                      <pic:pic xmlns:pic="http://schemas.openxmlformats.org/drawingml/2006/picture">
+                        <pic:nvPicPr>
+                          <pic:cNvPr id="7" name="图片 8"/>
+                          <pic:cNvPicPr>
+                            <a:picLocks noChangeAspect="1"/>
+                          </pic:cNvPicPr>
+                        </pic:nvPicPr>
+                        <pic:blipFill>
+                          <a:blip r:embed="rId10"/>
+                          <a:stretch>
+                            <a:fillRect/>
+                          </a:stretch>
+                        </pic:blipFill>
+                        <pic:spPr>
+                          <a:xfrm>
+                            <a:off x="0" y="0"/>
+                            <a:ext cx="5915025" cy="1400810"/>
+                          </a:xfrm>
+                          <a:prstGeom prst="rect">
+                            <a:avLst/>
+                          </a:prstGeom>
+                          <a:noFill/>
+                          <a:ln>
+                            <a:noFill/>
+                          </a:ln>
+                        </pic:spPr>
+                      </pic:pic>
+                    </a:graphicData>
+                  </a:graphic>
+                </wp:inline>
+              </w:drawing>
+            </w:r>
+          </w:p>
+          <w:p>
+            <w:pPr>
+              <w:numPr>
+                <w:ilvl w:val="0"/>
+                <w:numId w:val="5"/>
+              </w:numPr>
+              <w:ind w:left="0" w:leftChars="0" w:firstLine="0" w:firstLineChars="0"/>
+              <w:rPr>
+                <w:rFonts w:hint="eastAsia"/>
+                <w:lang w:val="en-US" w:eastAsia="zh-CN"/>
+              </w:rPr>
+            </w:pPr>
+            <w:r>
+              <w:rPr>
+                <w:rFonts w:hint="eastAsia"/>
+                <w:lang w:val="en-US" w:eastAsia="zh-CN"/>
+              </w:rPr>
+              <w:t>准备长度扩展的攻击参数</w:t>
+            </w:r>
+          </w:p>
+          <w:p>
+            <w:pPr>
+              <w:numPr>
+                <w:numId w:val="0"/>
+              </w:numPr>
+              <w:ind w:leftChars="0"/>
+            </w:pPr>
+            <w:r>
+              <w:drawing>
+                <wp:inline distT="0" distB="0" distL="114300" distR="114300">
+                  <wp:extent cx="4448175" cy="1019175"/>
+                  <wp:effectExtent l="0" t="0" r="1905" b="1905"/>
+                  <wp:docPr id="8" name="图片 9"/>
+                  <wp:cNvGraphicFramePr>
+                    <a:graphicFrameLocks xmlns:a="http://schemas.openxmlformats.org/drawingml/2006/main" noChangeAspect="1"/>
+                  </wp:cNvGraphicFramePr>
+                  <a:graphic xmlns:a="http://schemas.openxmlformats.org/drawingml/2006/main">
+                    <a:graphicData uri="http://schemas.openxmlformats.org/drawingml/2006/picture">
+                      <pic:pic xmlns:pic="http://schemas.openxmlformats.org/drawingml/2006/picture">
+                        <pic:nvPicPr>
+                          <pic:cNvPr id="8" name="图片 9"/>
+                          <pic:cNvPicPr>
+                            <a:picLocks noChangeAspect="1"/>
+                          </pic:cNvPicPr>
+                        </pic:nvPicPr>
+                        <pic:blipFill>
+                          <a:blip r:embed="rId11"/>
+                          <a:stretch>
+                            <a:fillRect/>
+                          </a:stretch>
+                        </pic:blipFill>
+                        <pic:spPr>
+                          <a:xfrm>
+                            <a:off x="0" y="0"/>
+                            <a:ext cx="4448175" cy="1019175"/>
+                          </a:xfrm>
+                          <a:prstGeom prst="rect">
+                            <a:avLst/>
+                          </a:prstGeom>
+                          <a:noFill/>
+                          <a:ln>
+                            <a:noFill/>
+                          </a:ln>
+                        </pic:spPr>
+                      </pic:pic>
+                    </a:graphicData>
+                  </a:graphic>
+                </wp:inline>
+              </w:drawing>
+            </w:r>
+          </w:p>
+          <w:p>
+            <w:pPr>
+              <w:numPr>
+                <w:ilvl w:val="0"/>
+                <w:numId w:val="5"/>
+              </w:numPr>
+              <w:ind w:left="0" w:leftChars="0" w:firstLine="0" w:firstLineChars="0"/>
+              <w:rPr>
+                <w:rFonts w:hint="eastAsia"/>
+                <w:lang w:val="en-US" w:eastAsia="zh-CN"/>
+              </w:rPr>
+            </w:pPr>
+            <w:r>
+              <w:rPr>
+                <w:rFonts w:hint="eastAsia"/>
+                <w:lang w:val="en-US" w:eastAsia="zh-CN"/>
+              </w:rPr>
+              <w:t>伪造新的token</w:t>
+            </w:r>
+          </w:p>
+          <w:p>
+            <w:pPr>
+              <w:numPr>
+                <w:numId w:val="0"/>
+              </w:numPr>
+              <w:ind w:leftChars="0"/>
+            </w:pPr>
+            <w:r>
+              <w:drawing>
+                <wp:inline distT="0" distB="0" distL="114300" distR="114300">
+                  <wp:extent cx="5916295" cy="678180"/>
+                  <wp:effectExtent l="0" t="0" r="12065" b="7620"/>
+                  <wp:docPr id="9" name="图片 10"/>
+                  <wp:cNvGraphicFramePr>
+                    <a:graphicFrameLocks xmlns:a="http://schemas.openxmlformats.org/drawingml/2006/main" noChangeAspect="1"/>
+                  </wp:cNvGraphicFramePr>
+                  <a:graphic xmlns:a="http://schemas.openxmlformats.org/drawingml/2006/main">
+                    <a:graphicData uri="http://schemas.openxmlformats.org/drawingml/2006/picture">
+                      <pic:pic xmlns:pic="http://schemas.openxmlformats.org/drawingml/2006/picture">
+                        <pic:nvPicPr>
+                          <pic:cNvPr id="9" name="图片 10"/>
+                          <pic:cNvPicPr>
+                            <a:picLocks noChangeAspect="1"/>
+                          </pic:cNvPicPr>
+                        </pic:nvPicPr>
+                        <pic:blipFill>
+                          <a:blip r:embed="rId12"/>
+                          <a:stretch>
+                            <a:fillRect/>
+                          </a:stretch>
+                        </pic:blipFill>
+                        <pic:spPr>
+                          <a:xfrm>
+                            <a:off x="0" y="0"/>
+                            <a:ext cx="5916295" cy="678180"/>
+                          </a:xfrm>
+                          <a:prstGeom prst="rect">
+                            <a:avLst/>
+                          </a:prstGeom>
+                          <a:noFill/>
+                          <a:ln>
+                            <a:noFill/>
+                          </a:ln>
+                        </pic:spPr>
+                      </pic:pic>
+                    </a:graphicData>
+                  </a:graphic>
+                </wp:inline>
+              </w:drawing>
+            </w:r>
+          </w:p>
+          <w:p>
+            <w:pPr>
+              <w:numPr>
+                <w:ilvl w:val="0"/>
+                <w:numId w:val="5"/>
+              </w:numPr>
+              <w:ind w:left="0" w:leftChars="0" w:firstLine="0" w:firstLineChars="0"/>
+              <w:rPr>
+                <w:rFonts w:hint="eastAsia"/>
+                <w:lang w:val="en-US" w:eastAsia="zh-CN"/>
+              </w:rPr>
+            </w:pPr>
+            <w:r>
+              <w:rPr>
+                <w:rFonts w:hint="eastAsia"/>
+                <w:lang w:val="en-US" w:eastAsia="zh-CN"/>
+              </w:rPr>
+              <w:t>拼接构造伪造的URL</w:t>
+            </w:r>
+          </w:p>
+          <w:p>
+            <w:pPr>
+              <w:numPr>
+                <w:numId w:val="0"/>
+              </w:numPr>
+              <w:ind w:leftChars="0"/>
+              <w:rPr>
+                <w:rFonts w:hint="default"/>
+                <w:lang w:val="en-US" w:eastAsia="zh-CN"/>
+              </w:rPr>
+            </w:pPr>
+            <w:r>
+              <w:drawing>
+                <wp:inline distT="0" distB="0" distL="114300" distR="114300">
+                  <wp:extent cx="5920105" cy="1252220"/>
+                  <wp:effectExtent l="0" t="0" r="8255" b="12700"/>
+                  <wp:docPr id="10" name="图片 11"/>
+                  <wp:cNvGraphicFramePr>
+                    <a:graphicFrameLocks xmlns:a="http://schemas.openxmlformats.org/drawingml/2006/main" noChangeAspect="1"/>
+                  </wp:cNvGraphicFramePr>
+                  <a:graphic xmlns:a="http://schemas.openxmlformats.org/drawingml/2006/main">
+                    <a:graphicData uri="http://schemas.openxmlformats.org/drawingml/2006/picture">
+                      <pic:pic xmlns:pic="http://schemas.openxmlformats.org/drawingml/2006/picture">
+                        <pic:nvPicPr>
+                          <pic:cNvPr id="10" name="图片 11"/>
+                          <pic:cNvPicPr>
+                            <a:picLocks noChangeAspect="1"/>
+                          </pic:cNvPicPr>
+                        </pic:nvPicPr>
+                        <pic:blipFill>
+                          <a:blip r:embed="rId13"/>
+                          <a:stretch>
+                            <a:fillRect/>
+                          </a:stretch>
+                        </pic:blipFill>
+                        <pic:spPr>
+                          <a:xfrm>
+                            <a:off x="0" y="0"/>
+                            <a:ext cx="5920105" cy="1252220"/>
+                          </a:xfrm>
+                          <a:prstGeom prst="rect">
+                            <a:avLst/>
+                          </a:prstGeom>
+                          <a:noFill/>
+                          <a:ln>
+                            <a:noFill/>
+                          </a:ln>
+                        </pic:spPr>
+                      </pic:pic>
+                    </a:graphicData>
+                  </a:graphic>
+                </wp:inline>
+              </w:drawing>
+            </w:r>
           </w:p>
           <w:p>
             <w:pPr>
@@ -1227,136 +2202,261 @@
           <w:p>
             <w:pPr>
               <w:rPr>
-                <w:rFonts w:ascii="宋体" w:hAnsi="宋体"/>
+                <w:rFonts w:hint="eastAsia" w:ascii="宋体" w:hAnsi="宋体"/>
                 <w:szCs w:val="21"/>
-              </w:rPr>
-            </w:pPr>
-          </w:p>
-          <w:p>
-            <w:pPr>
-              <w:rPr>
-                <w:rFonts w:ascii="宋体" w:hAnsi="宋体"/>
+                <w:lang w:val="en-US" w:eastAsia="zh-CN"/>
+              </w:rPr>
+            </w:pPr>
+            <w:r>
+              <w:rPr>
+                <w:rFonts w:hint="eastAsia" w:ascii="宋体" w:hAnsi="宋体"/>
                 <w:szCs w:val="21"/>
-              </w:rPr>
-            </w:pPr>
-          </w:p>
-          <w:p>
-            <w:pPr>
-              <w:rPr>
+                <w:lang w:val="en-US" w:eastAsia="zh-CN"/>
+              </w:rPr>
+              <w:t>1. 使用python验证长度扩展</w:t>
+            </w:r>
+          </w:p>
+          <w:p>
+            <w:r>
+              <w:drawing>
+                <wp:inline distT="0" distB="0" distL="114300" distR="114300">
+                  <wp:extent cx="5591175" cy="647700"/>
+                  <wp:effectExtent l="0" t="0" r="1905" b="7620"/>
+                  <wp:docPr id="11" name="图片 12"/>
+                  <wp:cNvGraphicFramePr>
+                    <a:graphicFrameLocks xmlns:a="http://schemas.openxmlformats.org/drawingml/2006/main" noChangeAspect="1"/>
+                  </wp:cNvGraphicFramePr>
+                  <a:graphic xmlns:a="http://schemas.openxmlformats.org/drawingml/2006/main">
+                    <a:graphicData uri="http://schemas.openxmlformats.org/drawingml/2006/picture">
+                      <pic:pic xmlns:pic="http://schemas.openxmlformats.org/drawingml/2006/picture">
+                        <pic:nvPicPr>
+                          <pic:cNvPr id="11" name="图片 12"/>
+                          <pic:cNvPicPr>
+                            <a:picLocks noChangeAspect="1"/>
+                          </pic:cNvPicPr>
+                        </pic:nvPicPr>
+                        <pic:blipFill>
+                          <a:blip r:embed="rId14"/>
+                          <a:stretch>
+                            <a:fillRect/>
+                          </a:stretch>
+                        </pic:blipFill>
+                        <pic:spPr>
+                          <a:xfrm>
+                            <a:off x="0" y="0"/>
+                            <a:ext cx="5591175" cy="647700"/>
+                          </a:xfrm>
+                          <a:prstGeom prst="rect">
+                            <a:avLst/>
+                          </a:prstGeom>
+                          <a:noFill/>
+                          <a:ln>
+                            <a:noFill/>
+                          </a:ln>
+                        </pic:spPr>
+                      </pic:pic>
+                    </a:graphicData>
+                  </a:graphic>
+                </wp:inline>
+              </w:drawing>
+            </w:r>
+          </w:p>
+          <w:p>
+            <w:pPr>
+              <w:rPr>
+                <w:rFonts w:hint="eastAsia"/>
+                <w:lang w:val="en-US" w:eastAsia="zh-CN"/>
+              </w:rPr>
+            </w:pPr>
+            <w:r>
+              <w:rPr>
+                <w:rFonts w:hint="eastAsia"/>
+                <w:lang w:val="en-US" w:eastAsia="zh-CN"/>
+              </w:rPr>
+              <w:t>由图可以看出伪造哈希值和实际哈希值完全一致，验证了在已知原始哈希值和消息长度的前提下，攻击者可以伪造有效的新哈希值</w:t>
+            </w:r>
+          </w:p>
+          <w:p>
+            <w:pPr>
+              <w:rPr>
+                <w:rFonts w:hint="default"/>
+                <w:lang w:val="en-US" w:eastAsia="zh-CN"/>
+              </w:rPr>
+            </w:pPr>
+          </w:p>
+          <w:p>
+            <w:pPr>
+              <w:numPr>
+                <w:ilvl w:val="0"/>
+                <w:numId w:val="6"/>
+              </w:numPr>
+              <w:ind w:leftChars="0"/>
+              <w:rPr>
+                <w:rFonts w:hint="default" w:eastAsia="宋体"/>
+                <w:lang w:val="en-US" w:eastAsia="zh-CN"/>
+              </w:rPr>
+            </w:pPr>
+            <w:r>
+              <w:rPr>
+                <w:rFonts w:hint="eastAsia"/>
+                <w:lang w:val="en-US" w:eastAsia="zh-CN"/>
+              </w:rPr>
+              <w:t>长度扩展攻击</w:t>
+            </w:r>
+          </w:p>
+          <w:p>
+            <w:pPr>
+              <w:numPr>
+                <w:numId w:val="0"/>
+              </w:numPr>
+              <w:rPr>
+                <w:rFonts w:hint="default" w:eastAsia="宋体"/>
+                <w:lang w:val="en-US" w:eastAsia="zh-CN"/>
+              </w:rPr>
+            </w:pPr>
+            <w:r>
+              <w:drawing>
+                <wp:inline distT="0" distB="0" distL="114300" distR="114300">
+                  <wp:extent cx="5918200" cy="260985"/>
+                  <wp:effectExtent l="0" t="0" r="10160" b="13335"/>
+                  <wp:docPr id="12" name="图片 13"/>
+                  <wp:cNvGraphicFramePr>
+                    <a:graphicFrameLocks xmlns:a="http://schemas.openxmlformats.org/drawingml/2006/main" noChangeAspect="1"/>
+                  </wp:cNvGraphicFramePr>
+                  <a:graphic xmlns:a="http://schemas.openxmlformats.org/drawingml/2006/main">
+                    <a:graphicData uri="http://schemas.openxmlformats.org/drawingml/2006/picture">
+                      <pic:pic xmlns:pic="http://schemas.openxmlformats.org/drawingml/2006/picture">
+                        <pic:nvPicPr>
+                          <pic:cNvPr id="12" name="图片 13"/>
+                          <pic:cNvPicPr>
+                            <a:picLocks noChangeAspect="1"/>
+                          </pic:cNvPicPr>
+                        </pic:nvPicPr>
+                        <pic:blipFill>
+                          <a:blip r:embed="rId15"/>
+                          <a:stretch>
+                            <a:fillRect/>
+                          </a:stretch>
+                        </pic:blipFill>
+                        <pic:spPr>
+                          <a:xfrm>
+                            <a:off x="0" y="0"/>
+                            <a:ext cx="5918200" cy="260985"/>
+                          </a:xfrm>
+                          <a:prstGeom prst="rect">
+                            <a:avLst/>
+                          </a:prstGeom>
+                          <a:noFill/>
+                          <a:ln>
+                            <a:noFill/>
+                          </a:ln>
+                        </pic:spPr>
+                      </pic:pic>
+                    </a:graphicData>
+                  </a:graphic>
+                </wp:inline>
+              </w:drawing>
+            </w:r>
+          </w:p>
+          <w:p>
+            <w:pPr>
+              <w:rPr>
+                <w:rFonts w:hint="eastAsia"/>
                 <w:bCs/>
                 <w:szCs w:val="21"/>
               </w:rPr>
             </w:pPr>
-          </w:p>
-          <w:p>
-            <w:pPr>
-              <w:rPr>
+            <w:r>
+              <w:rPr>
+                <w:rFonts w:hint="eastAsia"/>
                 <w:bCs/>
                 <w:szCs w:val="21"/>
               </w:rPr>
-            </w:pPr>
-          </w:p>
-          <w:p>
-            <w:pPr>
-              <w:rPr>
+              <w:fldChar w:fldCharType="begin"/>
+            </w:r>
+            <w:r>
+              <w:rPr>
+                <w:rFonts w:hint="eastAsia"/>
                 <w:bCs/>
                 <w:szCs w:val="21"/>
               </w:rPr>
-            </w:pPr>
-          </w:p>
-          <w:p>
-            <w:pPr>
-              <w:rPr>
+              <w:instrText xml:space="preserve"> HYPERLINK "https://cs.fdu.edu.cn/lab4/api?token=af23093402d22099eb319a7da747b91e&amp;user=stu&amp;command1=ListFiles&amp;command2=NoOp%C2%80%00%00%00%00%00%00%C2%88%01%00%00%00%00%00%00%26command3%3DDeleteAllFiles" </w:instrText>
+            </w:r>
+            <w:r>
+              <w:rPr>
+                <w:rFonts w:hint="eastAsia"/>
                 <w:bCs/>
                 <w:szCs w:val="21"/>
               </w:rPr>
-            </w:pPr>
-          </w:p>
-          <w:p>
-            <w:pPr>
-              <w:rPr>
+              <w:fldChar w:fldCharType="separate"/>
+            </w:r>
+            <w:r>
+              <w:rPr>
+                <w:rStyle w:val="9"/>
+                <w:rFonts w:hint="eastAsia"/>
                 <w:bCs/>
                 <w:szCs w:val="21"/>
               </w:rPr>
-            </w:pPr>
-          </w:p>
-          <w:p>
-            <w:pPr>
-              <w:rPr>
-                <w:b/>
+              <w:t>https://cs.fdu.edu.cn/lab4/api?token=af23093402d22099eb319a7da747b91e&amp;user=stu&amp;command1=ListFiles&amp;command2=NoOp%C2%80%00%00%00%00%00%00%C2%88%01%00%00%00%00%00%00%26command3%3DDeleteAllFiles</w:t>
+            </w:r>
+            <w:r>
+              <w:rPr>
+                <w:rFonts w:hint="eastAsia"/>
                 <w:bCs/>
-                <w:sz w:val="32"/>
-                <w:szCs w:val="32"/>
-              </w:rPr>
-            </w:pPr>
-          </w:p>
-          <w:p>
-            <w:pPr>
-              <w:rPr>
-                <w:b/>
-                <w:bCs/>
-                <w:sz w:val="32"/>
-                <w:szCs w:val="32"/>
-              </w:rPr>
-            </w:pPr>
-          </w:p>
-          <w:p>
-            <w:pPr>
-              <w:rPr>
-                <w:b/>
-                <w:bCs/>
-                <w:sz w:val="32"/>
-                <w:szCs w:val="32"/>
-              </w:rPr>
-            </w:pPr>
-          </w:p>
-          <w:p>
-            <w:pPr>
-              <w:rPr>
-                <w:b/>
-                <w:bCs/>
-                <w:sz w:val="32"/>
-                <w:szCs w:val="32"/>
-              </w:rPr>
-            </w:pPr>
-          </w:p>
-          <w:p>
-            <w:pPr>
-              <w:rPr>
-                <w:b/>
-                <w:bCs/>
-                <w:sz w:val="32"/>
-                <w:szCs w:val="32"/>
-              </w:rPr>
-            </w:pPr>
-          </w:p>
-          <w:p>
-            <w:pPr>
-              <w:rPr>
-                <w:b/>
-                <w:bCs/>
-                <w:sz w:val="32"/>
-                <w:szCs w:val="32"/>
-              </w:rPr>
-            </w:pPr>
-          </w:p>
-          <w:p>
-            <w:pPr>
-              <w:rPr>
-                <w:b/>
-                <w:bCs/>
-                <w:sz w:val="32"/>
-                <w:szCs w:val="32"/>
-              </w:rPr>
-            </w:pPr>
-          </w:p>
-          <w:p>
-            <w:pPr>
-              <w:rPr>
-                <w:b/>
-                <w:bCs/>
-                <w:sz w:val="32"/>
-                <w:szCs w:val="32"/>
+                <w:szCs w:val="21"/>
+              </w:rPr>
+              <w:fldChar w:fldCharType="end"/>
+            </w:r>
+          </w:p>
+          <w:p>
+            <w:pPr>
+              <w:rPr>
+                <w:rFonts w:hint="eastAsia" w:ascii="Times New Roman" w:hAnsi="Times New Roman" w:eastAsia="宋体" w:cs="Times New Roman"/>
+                <w:kern w:val="2"/>
+                <w:sz w:val="21"/>
+                <w:szCs w:val="24"/>
+                <w:lang w:val="en-US" w:eastAsia="zh-CN" w:bidi="ar-SA"/>
+              </w:rPr>
+            </w:pPr>
+            <w:r>
+              <w:rPr>
+                <w:rFonts w:hint="eastAsia" w:ascii="Times New Roman" w:hAnsi="Times New Roman" w:eastAsia="宋体" w:cs="Times New Roman"/>
+                <w:kern w:val="2"/>
+                <w:sz w:val="21"/>
+                <w:szCs w:val="24"/>
+                <w:lang w:val="en-US" w:eastAsia="zh-CN" w:bidi="ar-SA"/>
+              </w:rPr>
+              <w:t>本实验成功实现了在不知密钥的前提下</w:t>
+            </w:r>
+            <w:r>
+              <w:rPr>
+                <w:rFonts w:hint="eastAsia" w:cs="Times New Roman"/>
+                <w:kern w:val="2"/>
+                <w:sz w:val="21"/>
+                <w:szCs w:val="24"/>
+                <w:lang w:val="en-US" w:eastAsia="zh-CN" w:bidi="ar-SA"/>
+              </w:rPr>
+              <w:t>伪造</w:t>
+            </w:r>
+            <w:r>
+              <w:rPr>
+                <w:rFonts w:hint="eastAsia" w:ascii="Times New Roman" w:hAnsi="Times New Roman" w:eastAsia="宋体" w:cs="Times New Roman"/>
+                <w:kern w:val="2"/>
+                <w:sz w:val="21"/>
+                <w:szCs w:val="24"/>
+                <w:lang w:val="en-US" w:eastAsia="zh-CN" w:bidi="ar-SA"/>
+              </w:rPr>
+              <w:t>token，从而添加未授权操作的攻击。这说明若使用 MD5作为认证机制，存在严重安全隐患。</w:t>
+            </w:r>
+          </w:p>
+          <w:p>
+            <w:pPr>
+              <w:rPr>
+                <w:rFonts w:hint="eastAsia" w:ascii="Times New Roman" w:hAnsi="Times New Roman" w:eastAsia="宋体" w:cs="Times New Roman"/>
+                <w:kern w:val="2"/>
+                <w:sz w:val="21"/>
+                <w:szCs w:val="24"/>
+                <w:lang w:val="en-US" w:eastAsia="zh-CN" w:bidi="ar-SA"/>
               </w:rPr>
             </w:pPr>
           </w:p>
@@ -1376,6 +2476,96 @@
                 <w:sz w:val="24"/>
               </w:rPr>
               <w:t>五、实验总结</w:t>
+            </w:r>
+          </w:p>
+          <w:p>
+            <w:pPr>
+              <w:pStyle w:val="5"/>
+              <w:keepNext w:val="0"/>
+              <w:keepLines w:val="0"/>
+              <w:widowControl/>
+              <w:suppressLineNumbers w:val="0"/>
+              <w:spacing w:before="0" w:beforeAutospacing="1" w:after="0" w:afterAutospacing="1"/>
+              <w:ind w:left="0" w:right="0"/>
+              <w:rPr>
+                <w:rFonts w:hint="default" w:ascii="Times New Roman" w:hAnsi="Times New Roman" w:eastAsia="宋体" w:cs="Times New Roman"/>
+                <w:kern w:val="2"/>
+                <w:sz w:val="21"/>
+                <w:szCs w:val="24"/>
+                <w:lang w:val="en-US" w:eastAsia="zh-CN" w:bidi="ar-SA"/>
+              </w:rPr>
+            </w:pPr>
+            <w:r>
+              <w:rPr>
+                <w:rFonts w:hint="eastAsia" w:ascii="Times New Roman" w:hAnsi="Times New Roman" w:eastAsia="宋体" w:cs="Times New Roman"/>
+                <w:kern w:val="2"/>
+                <w:sz w:val="21"/>
+                <w:szCs w:val="24"/>
+                <w:lang w:val="en-US" w:eastAsia="zh-CN" w:bidi="ar-SA"/>
+              </w:rPr>
+              <w:t>本次实验通过两个任务深入理解了</w:t>
+            </w:r>
+            <w:r>
+              <w:rPr>
+                <w:rFonts w:hint="eastAsia" w:cs="Times New Roman"/>
+                <w:kern w:val="2"/>
+                <w:sz w:val="21"/>
+                <w:szCs w:val="24"/>
+                <w:lang w:val="en-US" w:eastAsia="zh-CN" w:bidi="ar-SA"/>
+              </w:rPr>
+              <w:t>基于</w:t>
+            </w:r>
+            <w:r>
+              <w:rPr>
+                <w:rFonts w:hint="eastAsia" w:ascii="Times New Roman" w:hAnsi="Times New Roman" w:eastAsia="宋体" w:cs="Times New Roman"/>
+                <w:kern w:val="2"/>
+                <w:sz w:val="21"/>
+                <w:szCs w:val="24"/>
+                <w:lang w:val="en-US" w:eastAsia="zh-CN" w:bidi="ar-SA"/>
+              </w:rPr>
+              <w:t>Merkle–Damgård结构的哈希函数（如 MD5）所面临的安全威胁——长度扩展攻击（Length Extension Attack）。</w:t>
+            </w:r>
+            <w:r>
+              <w:rPr>
+                <w:rFonts w:hint="eastAsia" w:cs="Times New Roman"/>
+                <w:kern w:val="2"/>
+                <w:sz w:val="21"/>
+                <w:szCs w:val="24"/>
+                <w:lang w:val="en-US" w:eastAsia="zh-CN" w:bidi="ar-SA"/>
+              </w:rPr>
+              <w:t>首先第一部分验证了长度扩展攻击的正确性，第二部分</w:t>
+            </w:r>
+            <w:r>
+              <w:rPr>
+                <w:rFonts w:hint="eastAsia" w:cs="Times New Roman"/>
+                <w:kern w:val="2"/>
+                <w:sz w:val="21"/>
+                <w:szCs w:val="24"/>
+                <w:lang w:val="en-US" w:eastAsia="zh-CN" w:bidi="ar-SA"/>
+              </w:rPr>
+              <w:t>对具体的URL</w:t>
+            </w:r>
+            <w:r>
+              <w:rPr>
+                <w:rFonts w:hint="eastAsia" w:cs="Times New Roman"/>
+                <w:kern w:val="2"/>
+                <w:sz w:val="21"/>
+                <w:szCs w:val="24"/>
+                <w:lang w:val="en-US" w:eastAsia="zh-CN" w:bidi="ar-SA"/>
+              </w:rPr>
+              <w:t>应用长度扩展攻击。通过本次实验，增强了我对哈希函数内部工作机制的理解，</w:t>
+            </w:r>
+            <w:bookmarkStart w:id="0" w:name="_GoBack"/>
+            <w:bookmarkEnd w:id="0"/>
+            <w:r>
+              <w:rPr>
+                <w:rFonts w:hint="eastAsia" w:cs="Times New Roman"/>
+                <w:kern w:val="2"/>
+                <w:sz w:val="21"/>
+                <w:szCs w:val="24"/>
+                <w:lang w:val="en-US" w:eastAsia="zh-CN" w:bidi="ar-SA"/>
+              </w:rPr>
+              <w:t>提高了在信息安全中使用哈希的警觉性。</w:t>
             </w:r>
           </w:p>
           <w:p>
@@ -1457,7 +2647,7 @@
 <w:hdr xmlns:wpc="http://schemas.microsoft.com/office/word/2010/wordprocessingCanvas" xmlns:mc="http://schemas.openxmlformats.org/markup-compatibility/2006" xmlns:o="urn:schemas-microsoft-com:office:office" xmlns:r="http://schemas.openxmlformats.org/officeDocument/2006/relationships" xmlns:m="http://schemas.openxmlformats.org/officeDocument/2006/math" xmlns:v="urn:schemas-microsoft-com:vml" xmlns:wp14="http://schemas.microsoft.com/office/word/2010/wordprocessingDrawing" xmlns:wp="http://schemas.openxmlformats.org/drawingml/2006/wordprocessingDrawing" xmlns:w10="urn:schemas-microsoft-com:office:word" xmlns:w="http://schemas.openxmlformats.org/wordprocessingml/2006/main" xmlns:w14="http://schemas.microsoft.com/office/word/2010/wordml" xmlns:w15="http://schemas.microsoft.com/office/word/2012/wordml" xmlns:wpg="http://schemas.microsoft.com/office/word/2010/wordprocessingGroup" xmlns:wpi="http://schemas.microsoft.com/office/word/2010/wordprocessingInk" xmlns:wne="http://schemas.microsoft.com/office/word/2006/wordml" xmlns:wps="http://schemas.microsoft.com/office/word/2010/wordprocessingShape" xmlns:wpsCustomData="http://www.wps.cn/officeDocument/2013/wpsCustomData" mc:Ignorable="w14 w15 wp14">
   <w:p>
     <w:pPr>
-      <w:pStyle w:val="3"/>
+      <w:pStyle w:val="4"/>
       <w:pBdr>
         <w:bottom w:val="none" w:color="auto" w:sz="0" w:space="0"/>
       </w:pBdr>
@@ -1466,12 +2656,107 @@
 </w:hdr>
 </file>
 
+<file path=word/numbering.xml><?xml version="1.0" encoding="utf-8"?>
+<w:numbering xmlns:wpc="http://schemas.microsoft.com/office/word/2010/wordprocessingCanvas" xmlns:mc="http://schemas.openxmlformats.org/markup-compatibility/2006" xmlns:o="urn:schemas-microsoft-com:office:office" xmlns:r="http://schemas.openxmlformats.org/officeDocument/2006/relationships" xmlns:m="http://schemas.openxmlformats.org/officeDocument/2006/math" xmlns:v="urn:schemas-microsoft-com:vml" xmlns:wp14="http://schemas.microsoft.com/office/word/2010/wordprocessingDrawing" xmlns:wp="http://schemas.openxmlformats.org/drawingml/2006/wordprocessingDrawing" xmlns:w10="urn:schemas-microsoft-com:office:word" xmlns:w="http://schemas.openxmlformats.org/wordprocessingml/2006/main" xmlns:w14="http://schemas.microsoft.com/office/word/2010/wordml" xmlns:wpg="http://schemas.microsoft.com/office/word/2010/wordprocessingGroup" xmlns:wpi="http://schemas.microsoft.com/office/word/2010/wordprocessingInk" xmlns:wne="http://schemas.microsoft.com/office/word/2006/wordml" xmlns:wps="http://schemas.microsoft.com/office/word/2010/wordprocessingShape" xmlns:wpsCustomData="http://www.wps.cn/officeDocument/2013/wpsCustomData" mc:Ignorable="w14 wp14">
+  <w:abstractNum w:abstractNumId="0">
+    <w:nsid w:val="0AB1D60E"/>
+    <w:multiLevelType w:val="singleLevel"/>
+    <w:tmpl w:val="0AB1D60E"/>
+    <w:lvl w:ilvl="0" w:tentative="0">
+      <w:start w:val="2"/>
+      <w:numFmt w:val="decimal"/>
+      <w:suff w:val="nothing"/>
+      <w:lvlText w:val="%1）"/>
+      <w:lvlJc w:val="left"/>
+    </w:lvl>
+  </w:abstractNum>
+  <w:abstractNum w:abstractNumId="1">
+    <w:nsid w:val="0C90DAC5"/>
+    <w:multiLevelType w:val="singleLevel"/>
+    <w:tmpl w:val="0C90DAC5"/>
+    <w:lvl w:ilvl="0" w:tentative="0">
+      <w:start w:val="1"/>
+      <w:numFmt w:val="decimal"/>
+      <w:suff w:val="nothing"/>
+      <w:lvlText w:val="%1）"/>
+      <w:lvlJc w:val="left"/>
+    </w:lvl>
+  </w:abstractNum>
+  <w:abstractNum w:abstractNumId="2">
+    <w:nsid w:val="1AFEEEC3"/>
+    <w:multiLevelType w:val="singleLevel"/>
+    <w:tmpl w:val="1AFEEEC3"/>
+    <w:lvl w:ilvl="0" w:tentative="0">
+      <w:start w:val="1"/>
+      <w:numFmt w:val="decimal"/>
+      <w:suff w:val="space"/>
+      <w:lvlText w:val="%1."/>
+      <w:lvlJc w:val="left"/>
+    </w:lvl>
+  </w:abstractNum>
+  <w:abstractNum w:abstractNumId="3">
+    <w:nsid w:val="1E5B3BDF"/>
+    <w:multiLevelType w:val="singleLevel"/>
+    <w:tmpl w:val="1E5B3BDF"/>
+    <w:lvl w:ilvl="0" w:tentative="0">
+      <w:start w:val="1"/>
+      <w:numFmt w:val="decimal"/>
+      <w:suff w:val="nothing"/>
+      <w:lvlText w:val="%1）"/>
+      <w:lvlJc w:val="left"/>
+    </w:lvl>
+  </w:abstractNum>
+  <w:abstractNum w:abstractNumId="4">
+    <w:nsid w:val="458637D6"/>
+    <w:multiLevelType w:val="singleLevel"/>
+    <w:tmpl w:val="458637D6"/>
+    <w:lvl w:ilvl="0" w:tentative="0">
+      <w:start w:val="2"/>
+      <w:numFmt w:val="decimal"/>
+      <w:suff w:val="space"/>
+      <w:lvlText w:val="%1."/>
+      <w:lvlJc w:val="left"/>
+    </w:lvl>
+  </w:abstractNum>
+  <w:abstractNum w:abstractNumId="5">
+    <w:nsid w:val="63313210"/>
+    <w:multiLevelType w:val="singleLevel"/>
+    <w:tmpl w:val="63313210"/>
+    <w:lvl w:ilvl="0" w:tentative="0">
+      <w:start w:val="1"/>
+      <w:numFmt w:val="decimal"/>
+      <w:suff w:val="nothing"/>
+      <w:lvlText w:val="%1）"/>
+      <w:lvlJc w:val="left"/>
+    </w:lvl>
+  </w:abstractNum>
+  <w:num w:numId="1">
+    <w:abstractNumId w:val="2"/>
+  </w:num>
+  <w:num w:numId="2">
+    <w:abstractNumId w:val="1"/>
+  </w:num>
+  <w:num w:numId="3">
+    <w:abstractNumId w:val="5"/>
+  </w:num>
+  <w:num w:numId="4">
+    <w:abstractNumId w:val="0"/>
+  </w:num>
+  <w:num w:numId="5">
+    <w:abstractNumId w:val="3"/>
+  </w:num>
+  <w:num w:numId="6">
+    <w:abstractNumId w:val="4"/>
+  </w:num>
+</w:numbering>
+</file>
+
 <file path=word/styles.xml><?xml version="1.0" encoding="utf-8"?>
 <w:styles xmlns:mc="http://schemas.openxmlformats.org/markup-compatibility/2006" xmlns:o="urn:schemas-microsoft-com:office:office" xmlns:r="http://schemas.openxmlformats.org/officeDocument/2006/relationships" xmlns:m="http://schemas.openxmlformats.org/officeDocument/2006/math" xmlns:v="urn:schemas-microsoft-com:vml" xmlns:w="http://schemas.openxmlformats.org/wordprocessingml/2006/main" xmlns:w14="http://schemas.microsoft.com/office/word/2010/wordml" xmlns:w10="urn:schemas-microsoft-com:office:word" xmlns:sl="http://schemas.openxmlformats.org/schemaLibrary/2006/main" xmlns:wpsCustomData="http://www.wps.cn/officeDocument/2013/wpsCustomData" mc:Ignorable="w14">
   <w:docDefaults>
     <w:rPrDefault>
       <w:rPr>
-        <w:rFonts w:asciiTheme="minorHAnsi" w:hAnsiTheme="minorHAnsi" w:eastAsiaTheme="minorEastAsia" w:cstheme="minorBidi"/>
+        <w:rFonts w:ascii="Times New Roman" w:hAnsi="Times New Roman" w:eastAsia="宋体" w:cs="Times New Roman"/>
       </w:rPr>
     </w:rPrDefault>
     <w:pPrDefault/>
@@ -1742,13 +3027,35 @@
       <w:lang w:val="en-US" w:eastAsia="zh-CN" w:bidi="ar-SA"/>
     </w:rPr>
   </w:style>
-  <w:style w:type="character" w:default="1" w:styleId="5">
+  <w:style w:type="paragraph" w:styleId="2">
+    <w:name w:val="heading 3"/>
+    <w:basedOn w:val="1"/>
+    <w:next w:val="1"/>
+    <w:semiHidden/>
+    <w:unhideWhenUsed/>
+    <w:qFormat/>
+    <w:uiPriority w:val="9"/>
+    <w:pPr>
+      <w:spacing w:before="0" w:beforeAutospacing="1" w:after="0" w:afterAutospacing="1"/>
+      <w:jc w:val="left"/>
+    </w:pPr>
+    <w:rPr>
+      <w:rFonts w:hint="eastAsia" w:ascii="宋体" w:hAnsi="宋体" w:eastAsia="宋体" w:cs="宋体"/>
+      <w:b/>
+      <w:bCs/>
+      <w:kern w:val="0"/>
+      <w:sz w:val="27"/>
+      <w:szCs w:val="27"/>
+      <w:lang w:val="en-US" w:eastAsia="zh-CN" w:bidi="ar"/>
+    </w:rPr>
+  </w:style>
+  <w:style w:type="character" w:default="1" w:styleId="7">
     <w:name w:val="Default Paragraph Font"/>
     <w:semiHidden/>
     <w:unhideWhenUsed/>
     <w:uiPriority w:val="1"/>
   </w:style>
-  <w:style w:type="table" w:default="1" w:styleId="4">
+  <w:style w:type="table" w:default="1" w:styleId="6">
     <w:name w:val="Normal Table"/>
     <w:semiHidden/>
     <w:unhideWhenUsed/>
@@ -1762,10 +3069,10 @@
       </w:tblCellMar>
     </w:tblPr>
   </w:style>
-  <w:style w:type="paragraph" w:styleId="2">
+  <w:style w:type="paragraph" w:styleId="3">
     <w:name w:val="footer"/>
     <w:basedOn w:val="1"/>
-    <w:link w:val="7"/>
+    <w:link w:val="13"/>
     <w:unhideWhenUsed/>
     <w:uiPriority w:val="99"/>
     <w:pPr>
@@ -1781,10 +3088,10 @@
       <w:szCs w:val="18"/>
     </w:rPr>
   </w:style>
-  <w:style w:type="paragraph" w:styleId="3">
+  <w:style w:type="paragraph" w:styleId="4">
     <w:name w:val="header"/>
     <w:basedOn w:val="1"/>
-    <w:link w:val="6"/>
+    <w:link w:val="12"/>
     <w:unhideWhenUsed/>
     <w:uiPriority w:val="0"/>
     <w:pPr>
@@ -1803,20 +3110,72 @@
       <w:szCs w:val="18"/>
     </w:rPr>
   </w:style>
-  <w:style w:type="character" w:customStyle="1" w:styleId="6">
+  <w:style w:type="paragraph" w:styleId="5">
+    <w:name w:val="Normal (Web)"/>
+    <w:basedOn w:val="1"/>
+    <w:semiHidden/>
+    <w:unhideWhenUsed/>
+    <w:uiPriority w:val="99"/>
+    <w:rPr>
+      <w:sz w:val="24"/>
+    </w:rPr>
+  </w:style>
+  <w:style w:type="character" w:styleId="8">
+    <w:name w:val="Strong"/>
+    <w:basedOn w:val="7"/>
+    <w:qFormat/>
+    <w:uiPriority w:val="22"/>
+    <w:rPr>
+      <w:b/>
+    </w:rPr>
+  </w:style>
+  <w:style w:type="character" w:styleId="9">
+    <w:name w:val="FollowedHyperlink"/>
+    <w:basedOn w:val="7"/>
+    <w:semiHidden/>
+    <w:unhideWhenUsed/>
+    <w:uiPriority w:val="99"/>
+    <w:rPr>
+      <w:color w:val="800080"/>
+      <w:u w:val="single"/>
+    </w:rPr>
+  </w:style>
+  <w:style w:type="character" w:styleId="10">
+    <w:name w:val="Hyperlink"/>
+    <w:basedOn w:val="7"/>
+    <w:semiHidden/>
+    <w:unhideWhenUsed/>
+    <w:uiPriority w:val="99"/>
+    <w:rPr>
+      <w:color w:val="0000FF"/>
+      <w:u w:val="single"/>
+    </w:rPr>
+  </w:style>
+  <w:style w:type="character" w:styleId="11">
+    <w:name w:val="HTML Code"/>
+    <w:basedOn w:val="7"/>
+    <w:semiHidden/>
+    <w:unhideWhenUsed/>
+    <w:uiPriority w:val="99"/>
+    <w:rPr>
+      <w:rFonts w:ascii="Courier New" w:hAnsi="Courier New"/>
+      <w:sz w:val="20"/>
+    </w:rPr>
+  </w:style>
+  <w:style w:type="character" w:customStyle="1" w:styleId="12">
     <w:name w:val="页眉 字符"/>
-    <w:basedOn w:val="5"/>
-    <w:link w:val="3"/>
+    <w:basedOn w:val="7"/>
+    <w:link w:val="4"/>
     <w:uiPriority w:val="0"/>
     <w:rPr>
       <w:sz w:val="18"/>
       <w:szCs w:val="18"/>
     </w:rPr>
   </w:style>
-  <w:style w:type="character" w:customStyle="1" w:styleId="7">
+  <w:style w:type="character" w:customStyle="1" w:styleId="13">
     <w:name w:val="页脚 字符"/>
-    <w:basedOn w:val="5"/>
-    <w:link w:val="2"/>
+    <w:basedOn w:val="7"/>
+    <w:link w:val="3"/>
     <w:uiPriority w:val="99"/>
     <w:rPr>
       <w:sz w:val="18"/>
